--- a/frontend/public/articles/Совершение_сделки_по_продаже_недвижимости_Due_Diligence_.docx
+++ b/frontend/public/articles/Совершение_сделки_по_продаже_недвижимости_Due_Diligence_.docx
@@ -11,8 +11,6 @@
           <w:rFonts w:ascii="Helvetica Neue" w:cs="Helvetica Neue" w:eastAsia="Helvetica Neue" w:hAnsi="Helvetica Neue"/>
           <w:b w:val="1"/>
           <w:bCs w:val="1"/>
-          <w:sz w:val="28"/>
-          <w:szCs w:val="28"/>
         </w:rPr>
       </w:pPr>
       <w:r>
@@ -20,11 +18,9 @@
           <w:rFonts w:ascii="Helvetica Neue" w:cs="Helvetica Neue" w:eastAsia="Helvetica Neue" w:hAnsi="Helvetica Neue"/>
           <w:b w:val="1"/>
           <w:bCs w:val="1"/>
-          <w:sz w:val="28"/>
-          <w:szCs w:val="28"/>
-          <w:rtl w:val="0"/>
-        </w:rPr>
-        <w:t xml:space="preserve">Совершение сделки по продаже недвижимости: «подводные камни»</w:t>
+          <w:rtl w:val="0"/>
+        </w:rPr>
+        <w:t xml:space="preserve">Дата обновления материала: 27.07.2026</w:t>
       </w:r>
     </w:p>
     <w:p>
@@ -34,15 +30,238 @@
         <w:jc w:val="both"/>
         <w:rPr>
           <w:rFonts w:ascii="Helvetica Neue" w:cs="Helvetica Neue" w:eastAsia="Helvetica Neue" w:hAnsi="Helvetica Neue"/>
-          <w:sz w:val="28"/>
-          <w:szCs w:val="28"/>
-        </w:rPr>
-      </w:pPr>
-      <w:r>
-        <w:rPr>
-          <w:rFonts w:ascii="Helvetica Neue" w:cs="Helvetica Neue" w:eastAsia="Helvetica Neue" w:hAnsi="Helvetica Neue"/>
-          <w:sz w:val="28"/>
-          <w:szCs w:val="28"/>
+          <w:b w:val="1"/>
+          <w:bCs w:val="1"/>
+        </w:rPr>
+      </w:pPr>
+      <w:r>
+        <w:rPr>
+          <w:rFonts w:ascii="Helvetica Neue" w:cs="Helvetica Neue" w:eastAsia="Helvetica Neue" w:hAnsi="Helvetica Neue"/>
+          <w:b w:val="1"/>
+          <w:bCs w:val="1"/>
+          <w:rtl w:val="0"/>
+        </w:rPr>
+        <w:t xml:space="preserve">Содержание статьи:</w:t>
+      </w:r>
+    </w:p>
+    <w:sdt>
+      <w:sdtPr>
+        <w:id w:val="2143515534"/>
+        <w:docPartObj>
+          <w:docPartGallery w:val="Table of Contents"/>
+          <w:docPartUnique w:val="1"/>
+        </w:docPartObj>
+      </w:sdtPr>
+      <w:sdtContent>
+        <w:p>
+          <w:pPr>
+            <w:widowControl w:val="0"/>
+            <w:spacing w:after="0" w:before="60" w:line="240" w:lineRule="auto"/>
+            <w:jc w:val="both"/>
+            <w:rPr>
+              <w:rFonts w:ascii="Helvetica Neue" w:cs="Helvetica Neue" w:eastAsia="Helvetica Neue" w:hAnsi="Helvetica Neue"/>
+              <w:color w:val="1155cc"/>
+              <w:u w:val="single"/>
+            </w:rPr>
+          </w:pPr>
+          <w:r>
+            <w:fldChar w:fldCharType="begin"/>
+            <w:instrText xml:space="preserve"> TOC \h \u \z \n \t "Heading 1,1,Heading 2,2,Heading 3,3,Heading 4,4,Heading 5,5,Heading 6,6,"</w:instrText>
+            <w:fldChar w:fldCharType="separate"/>
+          </w:r>
+          <w:hyperlink w:anchor="_heading=h.bpfnbcsx3m09">
+            <w:r>
+              <w:rPr>
+                <w:rFonts w:ascii="Helvetica Neue" w:cs="Helvetica Neue" w:eastAsia="Helvetica Neue" w:hAnsi="Helvetica Neue"/>
+                <w:color w:val="1155cc"/>
+                <w:u w:val="single"/>
+                <w:rtl w:val="0"/>
+              </w:rPr>
+              <w:t xml:space="preserve">1. Предпродажная проверка (за 1–2 месяца до сделки)</w:t>
+            </w:r>
+          </w:hyperlink>
+          <w:r>
+            <w:rPr>
+              <w:rtl w:val="0"/>
+            </w:rPr>
+          </w:r>
+        </w:p>
+        <w:p>
+          <w:pPr>
+            <w:widowControl w:val="0"/>
+            <w:spacing w:after="0" w:before="60" w:line="240" w:lineRule="auto"/>
+            <w:jc w:val="both"/>
+            <w:rPr>
+              <w:rFonts w:ascii="Helvetica Neue" w:cs="Helvetica Neue" w:eastAsia="Helvetica Neue" w:hAnsi="Helvetica Neue"/>
+              <w:color w:val="1155cc"/>
+              <w:u w:val="single"/>
+            </w:rPr>
+          </w:pPr>
+          <w:hyperlink w:anchor="_heading=h.mahgf4utngca">
+            <w:r>
+              <w:rPr>
+                <w:rFonts w:ascii="Helvetica Neue" w:cs="Helvetica Neue" w:eastAsia="Helvetica Neue" w:hAnsi="Helvetica Neue"/>
+                <w:color w:val="1155cc"/>
+                <w:u w:val="single"/>
+                <w:rtl w:val="0"/>
+              </w:rPr>
+              <w:t xml:space="preserve">2. Выбор формы договора</w:t>
+            </w:r>
+          </w:hyperlink>
+          <w:r>
+            <w:rPr>
+              <w:rtl w:val="0"/>
+            </w:rPr>
+          </w:r>
+        </w:p>
+        <w:p>
+          <w:pPr>
+            <w:widowControl w:val="0"/>
+            <w:spacing w:after="0" w:before="60" w:line="240" w:lineRule="auto"/>
+            <w:jc w:val="both"/>
+            <w:rPr>
+              <w:rFonts w:ascii="Helvetica Neue" w:cs="Helvetica Neue" w:eastAsia="Helvetica Neue" w:hAnsi="Helvetica Neue"/>
+              <w:color w:val="1155cc"/>
+              <w:u w:val="single"/>
+            </w:rPr>
+          </w:pPr>
+          <w:hyperlink w:anchor="_heading=h.gm57u3a0tobb">
+            <w:r>
+              <w:rPr>
+                <w:rFonts w:ascii="Helvetica Neue" w:cs="Helvetica Neue" w:eastAsia="Helvetica Neue" w:hAnsi="Helvetica Neue"/>
+                <w:color w:val="1155cc"/>
+                <w:u w:val="single"/>
+                <w:rtl w:val="0"/>
+              </w:rPr>
+              <w:t xml:space="preserve">3. Особые меры предосторожности при нотариальном удостоверении</w:t>
+            </w:r>
+          </w:hyperlink>
+          <w:r>
+            <w:rPr>
+              <w:rtl w:val="0"/>
+            </w:rPr>
+          </w:r>
+        </w:p>
+        <w:p>
+          <w:pPr>
+            <w:widowControl w:val="0"/>
+            <w:spacing w:after="0" w:before="60" w:line="240" w:lineRule="auto"/>
+            <w:jc w:val="both"/>
+            <w:rPr>
+              <w:rFonts w:ascii="Helvetica Neue" w:cs="Helvetica Neue" w:eastAsia="Helvetica Neue" w:hAnsi="Helvetica Neue"/>
+              <w:color w:val="1155cc"/>
+              <w:u w:val="single"/>
+            </w:rPr>
+          </w:pPr>
+          <w:hyperlink w:anchor="_heading=h.ik2vkvdewuyz">
+            <w:r>
+              <w:rPr>
+                <w:rFonts w:ascii="Helvetica Neue" w:cs="Helvetica Neue" w:eastAsia="Helvetica Neue" w:hAnsi="Helvetica Neue"/>
+                <w:color w:val="1155cc"/>
+                <w:u w:val="single"/>
+                <w:rtl w:val="0"/>
+              </w:rPr>
+              <w:t xml:space="preserve">4. Существенные условия договора (без них договор считается незаключенным)</w:t>
+            </w:r>
+          </w:hyperlink>
+          <w:r>
+            <w:rPr>
+              <w:rtl w:val="0"/>
+            </w:rPr>
+          </w:r>
+        </w:p>
+        <w:p>
+          <w:pPr>
+            <w:widowControl w:val="0"/>
+            <w:spacing w:after="0" w:before="60" w:line="240" w:lineRule="auto"/>
+            <w:jc w:val="both"/>
+            <w:rPr>
+              <w:rFonts w:ascii="Helvetica Neue" w:cs="Helvetica Neue" w:eastAsia="Helvetica Neue" w:hAnsi="Helvetica Neue"/>
+              <w:color w:val="1155cc"/>
+              <w:u w:val="single"/>
+            </w:rPr>
+          </w:pPr>
+          <w:hyperlink w:anchor="_heading=h.sum3jgacc0u">
+            <w:r>
+              <w:rPr>
+                <w:rFonts w:ascii="Helvetica Neue" w:cs="Helvetica Neue" w:eastAsia="Helvetica Neue" w:hAnsi="Helvetica Neue"/>
+                <w:color w:val="1155cc"/>
+                <w:u w:val="single"/>
+                <w:rtl w:val="0"/>
+              </w:rPr>
+              <w:t xml:space="preserve">5. Обязательные условия об отсутствии прав третьих лиц и о снятии с регистрации</w:t>
+            </w:r>
+          </w:hyperlink>
+          <w:r>
+            <w:rPr>
+              <w:rtl w:val="0"/>
+            </w:rPr>
+          </w:r>
+        </w:p>
+        <w:p>
+          <w:pPr>
+            <w:widowControl w:val="0"/>
+            <w:spacing w:after="0" w:before="60" w:line="240" w:lineRule="auto"/>
+            <w:jc w:val="both"/>
+            <w:rPr>
+              <w:rFonts w:ascii="Helvetica Neue" w:cs="Helvetica Neue" w:eastAsia="Helvetica Neue" w:hAnsi="Helvetica Neue"/>
+              <w:color w:val="1155cc"/>
+              <w:u w:val="single"/>
+            </w:rPr>
+          </w:pPr>
+          <w:hyperlink w:anchor="_heading=h.lxnks478aeln">
+            <w:r>
+              <w:rPr>
+                <w:rFonts w:ascii="Helvetica Neue" w:cs="Helvetica Neue" w:eastAsia="Helvetica Neue" w:hAnsi="Helvetica Neue"/>
+                <w:color w:val="1155cc"/>
+                <w:u w:val="single"/>
+                <w:rtl w:val="0"/>
+              </w:rPr>
+              <w:t xml:space="preserve">6. Сроки освобождения и ответственность</w:t>
+            </w:r>
+          </w:hyperlink>
+          <w:r>
+            <w:rPr>
+              <w:rtl w:val="0"/>
+            </w:rPr>
+          </w:r>
+          <w:r>
+            <w:fldChar w:fldCharType="end"/>
+          </w:r>
+        </w:p>
+      </w:sdtContent>
+    </w:sdt>
+    <w:p>
+      <w:pPr>
+        <w:spacing w:after="40" w:line="360" w:lineRule="auto"/>
+        <w:ind w:left="-1133.8582677165355" w:right="-277.7952755905511" w:firstLine="0"/>
+        <w:jc w:val="both"/>
+        <w:rPr>
+          <w:rFonts w:ascii="Helvetica Neue" w:cs="Helvetica Neue" w:eastAsia="Helvetica Neue" w:hAnsi="Helvetica Neue"/>
+          <w:b w:val="1"/>
+          <w:bCs w:val="1"/>
+        </w:rPr>
+      </w:pPr>
+      <w:r>
+        <w:rPr>
+          <w:rtl w:val="0"/>
+        </w:rPr>
+      </w:r>
+    </w:p>
+    <w:p>
+      <w:pPr>
+        <w:pStyle w:val="Heading2"/>
+        <w:rPr>
+          <w:sz w:val="24"/>
+          <w:szCs w:val="24"/>
+        </w:rPr>
+      </w:pPr>
+      <w:bookmarkStart w:colFirst="0" w:colLast="0" w:name="_heading=h.bpfnbcsx3m09" w:id="0"/>
+      <w:bookmarkEnd w:id="0"/>
+      <w:r>
+        <w:rPr>
+          <w:sz w:val="24"/>
+          <w:szCs w:val="24"/>
           <w:rtl w:val="0"/>
         </w:rPr>
         <w:t xml:space="preserve">1. Предпродажная проверка (за 1–2 месяца до сделки)</w:t>
@@ -59,18 +278,32 @@
         <w:jc w:val="both"/>
         <w:rPr>
           <w:rFonts w:ascii="Helvetica Neue" w:cs="Helvetica Neue" w:eastAsia="Helvetica Neue" w:hAnsi="Helvetica Neue"/>
-          <w:sz w:val="28"/>
-          <w:szCs w:val="28"/>
-        </w:rPr>
-      </w:pPr>
-      <w:r>
-        <w:rPr>
-          <w:rFonts w:ascii="Helvetica Neue" w:cs="Helvetica Neue" w:eastAsia="Helvetica Neue" w:hAnsi="Helvetica Neue"/>
-          <w:sz w:val="28"/>
-          <w:szCs w:val="28"/>
-          <w:rtl w:val="0"/>
-        </w:rPr>
-        <w:t xml:space="preserve">Закажите актуальную выписку из ЕГРН (через Госуслуги или МФЦ), но помните: она не даёт полной картины о правах третьих лиц. Например, она не покажет, что супруг имеет право на общую совместную собственность, если брак не расторгнут и нет брачного договора. Эти данные нужно уточнять у контрагента, желательно фиксировать переписку с ним в письменной форме, удобнее всего это делать посредством отправления электронных писем. (Они приравнены к письменной форме в соответствии абзац. 2 п. 1 ст. 160). Убедитесь, что все собственники согласны на продажу. Если объект в общей совместной собственности супругов, требуется нотариальное согласие супруга. Выписка из ЕГРН этого не покажет - нужно проверить документы о браке.</w:t>
+        </w:rPr>
+      </w:pPr>
+      <w:r>
+        <w:rPr>
+          <w:rFonts w:ascii="Helvetica Neue" w:cs="Helvetica Neue" w:eastAsia="Helvetica Neue" w:hAnsi="Helvetica Neue"/>
+          <w:rtl w:val="0"/>
+        </w:rPr>
+        <w:t xml:space="preserve">Закажите актуальную выписку из ЕГРН (через Госуслуги или МФЦ), но помните: она не даёт полной картины о правах третьих лиц. Например, она не покажет, что супруг имеет право на общую совместную собственность, если брак не расторгнут и нет брачного договора. Эти данные нужно уточнять у контрагента, желательно фиксировать переписку с ним в письменной форме, удобнее всего это делать посредством отправления электронных писем. (Они приравнены к письменной форме в соответствии </w:t>
+      </w:r>
+      <w:hyperlink r:id="rId7">
+        <w:r>
+          <w:rPr>
+            <w:rFonts w:ascii="Helvetica Neue" w:cs="Helvetica Neue" w:eastAsia="Helvetica Neue" w:hAnsi="Helvetica Neue"/>
+            <w:color w:val="1155cc"/>
+            <w:u w:val="single"/>
+            <w:rtl w:val="0"/>
+          </w:rPr>
+          <w:t xml:space="preserve">абз. 2 п. 1 ст. 160 ГК РФ</w:t>
+        </w:r>
+      </w:hyperlink>
+      <w:r>
+        <w:rPr>
+          <w:rFonts w:ascii="Helvetica Neue" w:cs="Helvetica Neue" w:eastAsia="Helvetica Neue" w:hAnsi="Helvetica Neue"/>
+          <w:rtl w:val="0"/>
+        </w:rPr>
+        <w:t xml:space="preserve">). Убедитесь, что все собственники согласны на продажу. Если объект в общей совместной собственности супругов, требуется нотариальное согласие супруга. Выписка из ЕГРН этого не покажет - нужно проверить документы о браке.</w:t>
       </w:r>
     </w:p>
     <w:p>
@@ -84,15 +317,11 @@
         <w:jc w:val="both"/>
         <w:rPr>
           <w:rFonts w:ascii="Helvetica Neue" w:cs="Helvetica Neue" w:eastAsia="Helvetica Neue" w:hAnsi="Helvetica Neue"/>
-          <w:sz w:val="28"/>
-          <w:szCs w:val="28"/>
-        </w:rPr>
-      </w:pPr>
-      <w:r>
-        <w:rPr>
-          <w:rFonts w:ascii="Helvetica Neue" w:cs="Helvetica Neue" w:eastAsia="Helvetica Neue" w:hAnsi="Helvetica Neue"/>
-          <w:sz w:val="28"/>
-          <w:szCs w:val="28"/>
+        </w:rPr>
+      </w:pPr>
+      <w:r>
+        <w:rPr>
+          <w:rFonts w:ascii="Helvetica Neue" w:cs="Helvetica Neue" w:eastAsia="Helvetica Neue" w:hAnsi="Helvetica Neue"/>
           <w:rtl w:val="0"/>
         </w:rPr>
         <w:t xml:space="preserve">Проверьте наличие зарегистрированных лиц (по справке о составе семьи в выписке из домовой книги). Если в квартире прописаны посторонние, то это может быть проблемой: они сохраняют право пользования, и после продажи вы не сможете их выписать без решения суда, а покупатель откажется от сделки.</w:t>
@@ -109,18 +338,14 @@
         <w:jc w:val="both"/>
         <w:rPr>
           <w:rFonts w:ascii="Helvetica Neue" w:cs="Helvetica Neue" w:eastAsia="Helvetica Neue" w:hAnsi="Helvetica Neue"/>
-          <w:sz w:val="28"/>
-          <w:szCs w:val="28"/>
-        </w:rPr>
-      </w:pPr>
-      <w:r>
-        <w:rPr>
-          <w:rFonts w:ascii="Helvetica Neue" w:cs="Helvetica Neue" w:eastAsia="Helvetica Neue" w:hAnsi="Helvetica Neue"/>
-          <w:sz w:val="28"/>
-          <w:szCs w:val="28"/>
-          <w:rtl w:val="0"/>
-        </w:rPr>
-        <w:t xml:space="preserve">Особое внимание нужно уделить лицам, отказавшимся от приватизации. Они имеют пожизненное право пользования (ст. 558 ГК РФ). Если такой человек есть, договор должен чётко оговаривать его права и сроки освобождения, иначе суд признает договор незаключённым.</w:t>
+        </w:rPr>
+      </w:pPr>
+      <w:r>
+        <w:rPr>
+          <w:rFonts w:ascii="Helvetica Neue" w:cs="Helvetica Neue" w:eastAsia="Helvetica Neue" w:hAnsi="Helvetica Neue"/>
+          <w:rtl w:val="0"/>
+        </w:rPr>
+        <w:t xml:space="preserve">Особое внимание нужно уделить лицам, отказавшимся от приватизации. Они имеют пожизненное право пользования. Если такой человек есть, договор должен чётко оговаривать его права и сроки освобождения, иначе суд признает договор незаключённым.</w:t>
       </w:r>
     </w:p>
     <w:p>
@@ -134,15 +359,11 @@
         <w:jc w:val="both"/>
         <w:rPr>
           <w:rFonts w:ascii="Helvetica Neue" w:cs="Helvetica Neue" w:eastAsia="Helvetica Neue" w:hAnsi="Helvetica Neue"/>
-          <w:sz w:val="28"/>
-          <w:szCs w:val="28"/>
-        </w:rPr>
-      </w:pPr>
-      <w:r>
-        <w:rPr>
-          <w:rFonts w:ascii="Helvetica Neue" w:cs="Helvetica Neue" w:eastAsia="Helvetica Neue" w:hAnsi="Helvetica Neue"/>
-          <w:sz w:val="28"/>
-          <w:szCs w:val="28"/>
+        </w:rPr>
+      </w:pPr>
+      <w:r>
+        <w:rPr>
+          <w:rFonts w:ascii="Helvetica Neue" w:cs="Helvetica Neue" w:eastAsia="Helvetica Neue" w:hAnsi="Helvetica Neue"/>
           <w:rtl w:val="0"/>
         </w:rPr>
         <w:t xml:space="preserve">Убедитесь, что все собственники согласны на продажу. Если объект в общей совместной собственности супругов, требуется нотариальное согласие супруга. Выписка из ЕГРН этого не покажет - проверяйте документы о браке.</w:t>
@@ -155,36 +376,31 @@
         <w:jc w:val="both"/>
         <w:rPr>
           <w:rFonts w:ascii="Helvetica Neue" w:cs="Helvetica Neue" w:eastAsia="Helvetica Neue" w:hAnsi="Helvetica Neue"/>
-          <w:sz w:val="28"/>
-          <w:szCs w:val="28"/>
-        </w:rPr>
-      </w:pPr>
-      <w:r>
-        <w:rPr>
-          <w:rtl w:val="0"/>
-        </w:rPr>
-      </w:r>
-    </w:p>
-    <w:p>
-      <w:pPr>
+        </w:rPr>
+      </w:pPr>
+      <w:r>
+        <w:rPr>
+          <w:rtl w:val="0"/>
+        </w:rPr>
+      </w:r>
+    </w:p>
+    <w:p>
+      <w:pPr>
+        <w:pStyle w:val="Heading2"/>
         <w:spacing w:after="40" w:line="360" w:lineRule="auto"/>
         <w:ind w:left="-1133.8582677165355" w:right="-277.7952755905511" w:firstLine="0"/>
         <w:jc w:val="both"/>
         <w:rPr>
-          <w:rFonts w:ascii="Helvetica Neue" w:cs="Helvetica Neue" w:eastAsia="Helvetica Neue" w:hAnsi="Helvetica Neue"/>
-          <w:b w:val="1"/>
-          <w:bCs w:val="1"/>
-          <w:sz w:val="28"/>
-          <w:szCs w:val="28"/>
-        </w:rPr>
-      </w:pPr>
-      <w:r>
-        <w:rPr>
-          <w:rFonts w:ascii="Helvetica Neue" w:cs="Helvetica Neue" w:eastAsia="Helvetica Neue" w:hAnsi="Helvetica Neue"/>
-          <w:b w:val="1"/>
-          <w:bCs w:val="1"/>
-          <w:sz w:val="28"/>
-          <w:szCs w:val="28"/>
+          <w:sz w:val="24"/>
+          <w:szCs w:val="24"/>
+        </w:rPr>
+      </w:pPr>
+      <w:bookmarkStart w:colFirst="0" w:colLast="0" w:name="_heading=h.mahgf4utngca" w:id="1"/>
+      <w:bookmarkEnd w:id="1"/>
+      <w:r>
+        <w:rPr>
+          <w:sz w:val="24"/>
+          <w:szCs w:val="24"/>
           <w:rtl w:val="0"/>
         </w:rPr>
         <w:t xml:space="preserve">2. Выбор формы договора</w:t>
@@ -201,18 +417,32 @@
         <w:jc w:val="both"/>
         <w:rPr>
           <w:rFonts w:ascii="Helvetica Neue" w:cs="Helvetica Neue" w:eastAsia="Helvetica Neue" w:hAnsi="Helvetica Neue"/>
-          <w:sz w:val="28"/>
-          <w:szCs w:val="28"/>
-        </w:rPr>
-      </w:pPr>
-      <w:r>
-        <w:rPr>
-          <w:rFonts w:ascii="Helvetica Neue" w:cs="Helvetica Neue" w:eastAsia="Helvetica Neue" w:hAnsi="Helvetica Neue"/>
-          <w:sz w:val="28"/>
-          <w:szCs w:val="28"/>
-          <w:rtl w:val="0"/>
-        </w:rPr>
-        <w:t xml:space="preserve">Простая письменная форма (ст. 550 ГК РФ) допускается, но на практике её недостаточно для защиты от оспаривания сделки.</w:t>
+        </w:rPr>
+      </w:pPr>
+      <w:r>
+        <w:rPr>
+          <w:rFonts w:ascii="Helvetica Neue" w:cs="Helvetica Neue" w:eastAsia="Helvetica Neue" w:hAnsi="Helvetica Neue"/>
+          <w:rtl w:val="0"/>
+        </w:rPr>
+        <w:t xml:space="preserve">Простая письменная форма </w:t>
+      </w:r>
+      <w:hyperlink r:id="rId8">
+        <w:r>
+          <w:rPr>
+            <w:rFonts w:ascii="Helvetica Neue" w:cs="Helvetica Neue" w:eastAsia="Helvetica Neue" w:hAnsi="Helvetica Neue"/>
+            <w:color w:val="1155cc"/>
+            <w:u w:val="single"/>
+            <w:rtl w:val="0"/>
+          </w:rPr>
+          <w:t xml:space="preserve">(ст. 550 ГК РФ)</w:t>
+        </w:r>
+      </w:hyperlink>
+      <w:r>
+        <w:rPr>
+          <w:rFonts w:ascii="Helvetica Neue" w:cs="Helvetica Neue" w:eastAsia="Helvetica Neue" w:hAnsi="Helvetica Neue"/>
+          <w:rtl w:val="0"/>
+        </w:rPr>
+        <w:t xml:space="preserve"> допускается, но на практике её недостаточно для защиты от оспаривания сделки.</w:t>
       </w:r>
     </w:p>
     <w:p>
@@ -226,15 +456,11 @@
         <w:jc w:val="both"/>
         <w:rPr>
           <w:rFonts w:ascii="Helvetica Neue" w:cs="Helvetica Neue" w:eastAsia="Helvetica Neue" w:hAnsi="Helvetica Neue"/>
-          <w:sz w:val="28"/>
-          <w:szCs w:val="28"/>
-        </w:rPr>
-      </w:pPr>
-      <w:r>
-        <w:rPr>
-          <w:rFonts w:ascii="Helvetica Neue" w:cs="Helvetica Neue" w:eastAsia="Helvetica Neue" w:hAnsi="Helvetica Neue"/>
-          <w:sz w:val="28"/>
-          <w:szCs w:val="28"/>
+        </w:rPr>
+      </w:pPr>
+      <w:r>
+        <w:rPr>
+          <w:rFonts w:ascii="Helvetica Neue" w:cs="Helvetica Neue" w:eastAsia="Helvetica Neue" w:hAnsi="Helvetica Neue"/>
           <w:rtl w:val="0"/>
         </w:rPr>
         <w:t xml:space="preserve">Настоятельно рекомендуем нотариальную форму - она обязательна в ряде случаев (продажа долей, недееспособность собственников, сделки с участием несовершеннолетних). Даже если закон не требует, нотариус:</w:t>
@@ -251,15 +477,11 @@
         <w:jc w:val="both"/>
         <w:rPr>
           <w:rFonts w:ascii="Helvetica Neue" w:cs="Helvetica Neue" w:eastAsia="Helvetica Neue" w:hAnsi="Helvetica Neue"/>
-          <w:sz w:val="28"/>
-          <w:szCs w:val="28"/>
-        </w:rPr>
-      </w:pPr>
-      <w:r>
-        <w:rPr>
-          <w:rFonts w:ascii="Helvetica Neue" w:cs="Helvetica Neue" w:eastAsia="Helvetica Neue" w:hAnsi="Helvetica Neue"/>
-          <w:sz w:val="28"/>
-          <w:szCs w:val="28"/>
+        </w:rPr>
+      </w:pPr>
+      <w:r>
+        <w:rPr>
+          <w:rFonts w:ascii="Helvetica Neue" w:cs="Helvetica Neue" w:eastAsia="Helvetica Neue" w:hAnsi="Helvetica Neue"/>
           <w:rtl w:val="0"/>
         </w:rPr>
         <w:t xml:space="preserve">проверит дееспособность сторон (включая возможные проблемы с ПНД - см. п. 3);</w:t>
@@ -276,15 +498,11 @@
         <w:jc w:val="both"/>
         <w:rPr>
           <w:rFonts w:ascii="Helvetica Neue" w:cs="Helvetica Neue" w:eastAsia="Helvetica Neue" w:hAnsi="Helvetica Neue"/>
-          <w:sz w:val="28"/>
-          <w:szCs w:val="28"/>
-        </w:rPr>
-      </w:pPr>
-      <w:r>
-        <w:rPr>
-          <w:rFonts w:ascii="Helvetica Neue" w:cs="Helvetica Neue" w:eastAsia="Helvetica Neue" w:hAnsi="Helvetica Neue"/>
-          <w:sz w:val="28"/>
-          <w:szCs w:val="28"/>
+        </w:rPr>
+      </w:pPr>
+      <w:r>
+        <w:rPr>
+          <w:rFonts w:ascii="Helvetica Neue" w:cs="Helvetica Neue" w:eastAsia="Helvetica Neue" w:hAnsi="Helvetica Neue"/>
           <w:rtl w:val="0"/>
         </w:rPr>
         <w:t xml:space="preserve">установит все обременения и права третьих лиц, которые не видны в ЕГРН;</w:t>
@@ -301,15 +519,11 @@
         <w:jc w:val="both"/>
         <w:rPr>
           <w:rFonts w:ascii="Helvetica Neue" w:cs="Helvetica Neue" w:eastAsia="Helvetica Neue" w:hAnsi="Helvetica Neue"/>
-          <w:sz w:val="28"/>
-          <w:szCs w:val="28"/>
-        </w:rPr>
-      </w:pPr>
-      <w:r>
-        <w:rPr>
-          <w:rFonts w:ascii="Helvetica Neue" w:cs="Helvetica Neue" w:eastAsia="Helvetica Neue" w:hAnsi="Helvetica Neue"/>
-          <w:sz w:val="28"/>
-          <w:szCs w:val="28"/>
+        </w:rPr>
+      </w:pPr>
+      <w:r>
+        <w:rPr>
+          <w:rFonts w:ascii="Helvetica Neue" w:cs="Helvetica Neue" w:eastAsia="Helvetica Neue" w:hAnsi="Helvetica Neue"/>
           <w:rtl w:val="0"/>
         </w:rPr>
         <w:t xml:space="preserve">засвидетельствует добровольность волеизъявления.</w:t>
@@ -322,36 +536,31 @@
         <w:jc w:val="both"/>
         <w:rPr>
           <w:rFonts w:ascii="Helvetica Neue" w:cs="Helvetica Neue" w:eastAsia="Helvetica Neue" w:hAnsi="Helvetica Neue"/>
-          <w:sz w:val="28"/>
-          <w:szCs w:val="28"/>
-        </w:rPr>
-      </w:pPr>
-      <w:r>
-        <w:rPr>
-          <w:rtl w:val="0"/>
-        </w:rPr>
-      </w:r>
-    </w:p>
-    <w:p>
-      <w:pPr>
+        </w:rPr>
+      </w:pPr>
+      <w:r>
+        <w:rPr>
+          <w:rtl w:val="0"/>
+        </w:rPr>
+      </w:r>
+    </w:p>
+    <w:p>
+      <w:pPr>
+        <w:pStyle w:val="Heading2"/>
         <w:spacing w:after="40" w:line="360" w:lineRule="auto"/>
         <w:ind w:left="-1133.8582677165355" w:right="-277.7952755905511" w:firstLine="0"/>
         <w:jc w:val="both"/>
         <w:rPr>
-          <w:rFonts w:ascii="Helvetica Neue" w:cs="Helvetica Neue" w:eastAsia="Helvetica Neue" w:hAnsi="Helvetica Neue"/>
-          <w:b w:val="1"/>
-          <w:bCs w:val="1"/>
-          <w:sz w:val="28"/>
-          <w:szCs w:val="28"/>
-        </w:rPr>
-      </w:pPr>
-      <w:r>
-        <w:rPr>
-          <w:rFonts w:ascii="Helvetica Neue" w:cs="Helvetica Neue" w:eastAsia="Helvetica Neue" w:hAnsi="Helvetica Neue"/>
-          <w:b w:val="1"/>
-          <w:bCs w:val="1"/>
-          <w:sz w:val="28"/>
-          <w:szCs w:val="28"/>
+          <w:sz w:val="24"/>
+          <w:szCs w:val="24"/>
+        </w:rPr>
+      </w:pPr>
+      <w:bookmarkStart w:colFirst="0" w:colLast="0" w:name="_heading=h.gm57u3a0tobb" w:id="2"/>
+      <w:bookmarkEnd w:id="2"/>
+      <w:r>
+        <w:rPr>
+          <w:sz w:val="24"/>
+          <w:szCs w:val="24"/>
           <w:rtl w:val="0"/>
         </w:rPr>
         <w:t xml:space="preserve">3. Особые меры предосторожности при нотариальном удостоверении</w:t>
@@ -368,15 +577,11 @@
         <w:jc w:val="both"/>
         <w:rPr>
           <w:rFonts w:ascii="Helvetica Neue" w:cs="Helvetica Neue" w:eastAsia="Helvetica Neue" w:hAnsi="Helvetica Neue"/>
-          <w:sz w:val="28"/>
-          <w:szCs w:val="28"/>
-        </w:rPr>
-      </w:pPr>
-      <w:r>
-        <w:rPr>
-          <w:rFonts w:ascii="Helvetica Neue" w:cs="Helvetica Neue" w:eastAsia="Helvetica Neue" w:hAnsi="Helvetica Neue"/>
-          <w:sz w:val="28"/>
-          <w:szCs w:val="28"/>
+        </w:rPr>
+      </w:pPr>
+      <w:r>
+        <w:rPr>
+          <w:rFonts w:ascii="Helvetica Neue" w:cs="Helvetica Neue" w:eastAsia="Helvetica Neue" w:hAnsi="Helvetica Neue"/>
           <w:rtl w:val="0"/>
         </w:rPr>
         <w:t xml:space="preserve">Усложнённый порядок освидетельствования дееспособности. Если у продавца есть справка о постановке на учёт в ПНД (психоневрологическом диспансере), помните: сама по себе она ничего не доказывает на момент сделки, так как состояние может измениться. Нотариус вправе направить лицо (Например, в Институт им. Сербского) или другое экспертное учреждение для проверки дееспособности в момент подписания. Советуем заранее пройти добровольное психиатрическое освидетельствование и предоставить актуальное заключение, чтобы избежать последующего оспаривания сделки.</w:t>
@@ -393,15 +598,11 @@
         <w:jc w:val="both"/>
         <w:rPr>
           <w:rFonts w:ascii="Helvetica Neue" w:cs="Helvetica Neue" w:eastAsia="Helvetica Neue" w:hAnsi="Helvetica Neue"/>
-          <w:sz w:val="28"/>
-          <w:szCs w:val="28"/>
-        </w:rPr>
-      </w:pPr>
-      <w:r>
-        <w:rPr>
-          <w:rFonts w:ascii="Helvetica Neue" w:cs="Helvetica Neue" w:eastAsia="Helvetica Neue" w:hAnsi="Helvetica Neue"/>
-          <w:sz w:val="28"/>
-          <w:szCs w:val="28"/>
+        </w:rPr>
+      </w:pPr>
+      <w:r>
+        <w:rPr>
+          <w:rFonts w:ascii="Helvetica Neue" w:cs="Helvetica Neue" w:eastAsia="Helvetica Neue" w:hAnsi="Helvetica Neue"/>
           <w:rtl w:val="0"/>
         </w:rPr>
         <w:t xml:space="preserve">Видеофиксация нотариального действия - настаивайте на том, чтобы нотариус вёл видеозапись всей процедуры с участием обеих сторон. Это единственное надёжное доказательство, что продавец понимал суть сделки и действовал осознанно. Если впоследствии продавец заявит в суде, что «ничего не понимал», видеозапись опровергнет это.</w:t>
@@ -414,36 +615,31 @@
         <w:jc w:val="both"/>
         <w:rPr>
           <w:rFonts w:ascii="Helvetica Neue" w:cs="Helvetica Neue" w:eastAsia="Helvetica Neue" w:hAnsi="Helvetica Neue"/>
-          <w:sz w:val="28"/>
-          <w:szCs w:val="28"/>
-        </w:rPr>
-      </w:pPr>
-      <w:r>
-        <w:rPr>
-          <w:rtl w:val="0"/>
-        </w:rPr>
-      </w:r>
-    </w:p>
-    <w:p>
-      <w:pPr>
+        </w:rPr>
+      </w:pPr>
+      <w:r>
+        <w:rPr>
+          <w:rtl w:val="0"/>
+        </w:rPr>
+      </w:r>
+    </w:p>
+    <w:p>
+      <w:pPr>
+        <w:pStyle w:val="Heading2"/>
         <w:spacing w:after="40" w:line="360" w:lineRule="auto"/>
         <w:ind w:left="-1133.8582677165355" w:right="-277.7952755905511" w:firstLine="0"/>
         <w:jc w:val="both"/>
         <w:rPr>
-          <w:rFonts w:ascii="Helvetica Neue" w:cs="Helvetica Neue" w:eastAsia="Helvetica Neue" w:hAnsi="Helvetica Neue"/>
-          <w:b w:val="1"/>
-          <w:bCs w:val="1"/>
-          <w:sz w:val="28"/>
-          <w:szCs w:val="28"/>
-        </w:rPr>
-      </w:pPr>
-      <w:r>
-        <w:rPr>
-          <w:rFonts w:ascii="Helvetica Neue" w:cs="Helvetica Neue" w:eastAsia="Helvetica Neue" w:hAnsi="Helvetica Neue"/>
-          <w:b w:val="1"/>
-          <w:bCs w:val="1"/>
-          <w:sz w:val="28"/>
-          <w:szCs w:val="28"/>
+          <w:sz w:val="24"/>
+          <w:szCs w:val="24"/>
+        </w:rPr>
+      </w:pPr>
+      <w:bookmarkStart w:colFirst="0" w:colLast="0" w:name="_heading=h.ik2vkvdewuyz" w:id="3"/>
+      <w:bookmarkEnd w:id="3"/>
+      <w:r>
+        <w:rPr>
+          <w:sz w:val="24"/>
+          <w:szCs w:val="24"/>
           <w:rtl w:val="0"/>
         </w:rPr>
         <w:t xml:space="preserve">4. Существенные условия договора (без них договор считается незаключенным)</w:t>
@@ -460,18 +656,32 @@
         <w:jc w:val="both"/>
         <w:rPr>
           <w:rFonts w:ascii="Helvetica Neue" w:cs="Helvetica Neue" w:eastAsia="Helvetica Neue" w:hAnsi="Helvetica Neue"/>
-          <w:sz w:val="28"/>
-          <w:szCs w:val="28"/>
-        </w:rPr>
-      </w:pPr>
-      <w:r>
-        <w:rPr>
-          <w:rFonts w:ascii="Helvetica Neue" w:cs="Helvetica Neue" w:eastAsia="Helvetica Neue" w:hAnsi="Helvetica Neue"/>
-          <w:sz w:val="28"/>
-          <w:szCs w:val="28"/>
-          <w:rtl w:val="0"/>
-        </w:rPr>
-        <w:t xml:space="preserve">Предмет договора (ст. 554 ГК РФ) - описание объекта должно точно соответствовать данным ЕГРН. Скопируйте в договор и в передаточный акт:</w:t>
+        </w:rPr>
+      </w:pPr>
+      <w:r>
+        <w:rPr>
+          <w:rFonts w:ascii="Helvetica Neue" w:cs="Helvetica Neue" w:eastAsia="Helvetica Neue" w:hAnsi="Helvetica Neue"/>
+          <w:rtl w:val="0"/>
+        </w:rPr>
+        <w:t xml:space="preserve">Предмет договора </w:t>
+      </w:r>
+      <w:hyperlink r:id="rId9">
+        <w:r>
+          <w:rPr>
+            <w:rFonts w:ascii="Helvetica Neue" w:cs="Helvetica Neue" w:eastAsia="Helvetica Neue" w:hAnsi="Helvetica Neue"/>
+            <w:color w:val="1155cc"/>
+            <w:u w:val="single"/>
+            <w:rtl w:val="0"/>
+          </w:rPr>
+          <w:t xml:space="preserve">(ст. 554 ГК РФ)</w:t>
+        </w:r>
+      </w:hyperlink>
+      <w:r>
+        <w:rPr>
+          <w:rFonts w:ascii="Helvetica Neue" w:cs="Helvetica Neue" w:eastAsia="Helvetica Neue" w:hAnsi="Helvetica Neue"/>
+          <w:rtl w:val="0"/>
+        </w:rPr>
+        <w:t xml:space="preserve"> - описание объекта должно точно соответствовать данным ЕГРН. Скопируйте в договор и в передаточный акт:</w:t>
       </w:r>
     </w:p>
     <w:p>
@@ -485,15 +695,11 @@
         <w:jc w:val="both"/>
         <w:rPr>
           <w:rFonts w:ascii="Helvetica Neue" w:cs="Helvetica Neue" w:eastAsia="Helvetica Neue" w:hAnsi="Helvetica Neue"/>
-          <w:sz w:val="28"/>
-          <w:szCs w:val="28"/>
-        </w:rPr>
-      </w:pPr>
-      <w:r>
-        <w:rPr>
-          <w:rFonts w:ascii="Helvetica Neue" w:cs="Helvetica Neue" w:eastAsia="Helvetica Neue" w:hAnsi="Helvetica Neue"/>
-          <w:sz w:val="28"/>
-          <w:szCs w:val="28"/>
+        </w:rPr>
+      </w:pPr>
+      <w:r>
+        <w:rPr>
+          <w:rFonts w:ascii="Helvetica Neue" w:cs="Helvetica Neue" w:eastAsia="Helvetica Neue" w:hAnsi="Helvetica Neue"/>
           <w:rtl w:val="0"/>
         </w:rPr>
         <w:t xml:space="preserve">кадастровый номер,</w:t>
@@ -510,15 +716,11 @@
         <w:jc w:val="both"/>
         <w:rPr>
           <w:rFonts w:ascii="Helvetica Neue" w:cs="Helvetica Neue" w:eastAsia="Helvetica Neue" w:hAnsi="Helvetica Neue"/>
-          <w:sz w:val="28"/>
-          <w:szCs w:val="28"/>
-        </w:rPr>
-      </w:pPr>
-      <w:r>
-        <w:rPr>
-          <w:rFonts w:ascii="Helvetica Neue" w:cs="Helvetica Neue" w:eastAsia="Helvetica Neue" w:hAnsi="Helvetica Neue"/>
-          <w:sz w:val="28"/>
-          <w:szCs w:val="28"/>
+        </w:rPr>
+      </w:pPr>
+      <w:r>
+        <w:rPr>
+          <w:rFonts w:ascii="Helvetica Neue" w:cs="Helvetica Neue" w:eastAsia="Helvetica Neue" w:hAnsi="Helvetica Neue"/>
           <w:rtl w:val="0"/>
         </w:rPr>
         <w:t xml:space="preserve">адрес,</w:t>
@@ -535,15 +737,11 @@
         <w:jc w:val="both"/>
         <w:rPr>
           <w:rFonts w:ascii="Helvetica Neue" w:cs="Helvetica Neue" w:eastAsia="Helvetica Neue" w:hAnsi="Helvetica Neue"/>
-          <w:sz w:val="28"/>
-          <w:szCs w:val="28"/>
-        </w:rPr>
-      </w:pPr>
-      <w:r>
-        <w:rPr>
-          <w:rFonts w:ascii="Helvetica Neue" w:cs="Helvetica Neue" w:eastAsia="Helvetica Neue" w:hAnsi="Helvetica Neue"/>
-          <w:sz w:val="28"/>
-          <w:szCs w:val="28"/>
+        </w:rPr>
+      </w:pPr>
+      <w:r>
+        <w:rPr>
+          <w:rFonts w:ascii="Helvetica Neue" w:cs="Helvetica Neue" w:eastAsia="Helvetica Neue" w:hAnsi="Helvetica Neue"/>
           <w:rtl w:val="0"/>
         </w:rPr>
         <w:t xml:space="preserve">площадь,</w:t>
@@ -560,15 +758,11 @@
         <w:jc w:val="both"/>
         <w:rPr>
           <w:rFonts w:ascii="Helvetica Neue" w:cs="Helvetica Neue" w:eastAsia="Helvetica Neue" w:hAnsi="Helvetica Neue"/>
-          <w:sz w:val="28"/>
-          <w:szCs w:val="28"/>
-        </w:rPr>
-      </w:pPr>
-      <w:r>
-        <w:rPr>
-          <w:rFonts w:ascii="Helvetica Neue" w:cs="Helvetica Neue" w:eastAsia="Helvetica Neue" w:hAnsi="Helvetica Neue"/>
-          <w:sz w:val="28"/>
-          <w:szCs w:val="28"/>
+        </w:rPr>
+      </w:pPr>
+      <w:r>
+        <w:rPr>
+          <w:rFonts w:ascii="Helvetica Neue" w:cs="Helvetica Neue" w:eastAsia="Helvetica Neue" w:hAnsi="Helvetica Neue"/>
           <w:rtl w:val="0"/>
         </w:rPr>
         <w:t xml:space="preserve">этаж,</w:t>
@@ -585,15 +779,11 @@
         <w:jc w:val="both"/>
         <w:rPr>
           <w:rFonts w:ascii="Helvetica Neue" w:cs="Helvetica Neue" w:eastAsia="Helvetica Neue" w:hAnsi="Helvetica Neue"/>
-          <w:sz w:val="28"/>
-          <w:szCs w:val="28"/>
-        </w:rPr>
-      </w:pPr>
-      <w:r>
-        <w:rPr>
-          <w:rFonts w:ascii="Helvetica Neue" w:cs="Helvetica Neue" w:eastAsia="Helvetica Neue" w:hAnsi="Helvetica Neue"/>
-          <w:sz w:val="28"/>
-          <w:szCs w:val="28"/>
+        </w:rPr>
+      </w:pPr>
+      <w:r>
+        <w:rPr>
+          <w:rFonts w:ascii="Helvetica Neue" w:cs="Helvetica Neue" w:eastAsia="Helvetica Neue" w:hAnsi="Helvetica Neue"/>
           <w:rtl w:val="0"/>
         </w:rPr>
         <w:t xml:space="preserve">назначение.</w:t>
@@ -606,15 +796,11 @@
         <w:jc w:val="both"/>
         <w:rPr>
           <w:rFonts w:ascii="Helvetica Neue" w:cs="Helvetica Neue" w:eastAsia="Helvetica Neue" w:hAnsi="Helvetica Neue"/>
-          <w:sz w:val="28"/>
-          <w:szCs w:val="28"/>
-        </w:rPr>
-      </w:pPr>
-      <w:r>
-        <w:rPr>
-          <w:rFonts w:ascii="Helvetica Neue" w:cs="Helvetica Neue" w:eastAsia="Helvetica Neue" w:hAnsi="Helvetica Neue"/>
-          <w:sz w:val="28"/>
-          <w:szCs w:val="28"/>
+        </w:rPr>
+      </w:pPr>
+      <w:r>
+        <w:rPr>
+          <w:rFonts w:ascii="Helvetica Neue" w:cs="Helvetica Neue" w:eastAsia="Helvetica Neue" w:hAnsi="Helvetica Neue"/>
           <w:rtl w:val="0"/>
         </w:rPr>
         <w:t xml:space="preserve">Любое расхождение в этих данных является поводом для отказа в регистрации в ЕГРН перехода права собственности.</w:t>
@@ -631,57 +817,66 @@
         <w:jc w:val="both"/>
         <w:rPr>
           <w:rFonts w:ascii="Helvetica Neue" w:cs="Helvetica Neue" w:eastAsia="Helvetica Neue" w:hAnsi="Helvetica Neue"/>
-          <w:sz w:val="28"/>
-          <w:szCs w:val="28"/>
-        </w:rPr>
-      </w:pPr>
-      <w:r>
-        <w:rPr>
-          <w:rFonts w:ascii="Helvetica Neue" w:cs="Helvetica Neue" w:eastAsia="Helvetica Neue" w:hAnsi="Helvetica Neue"/>
-          <w:sz w:val="28"/>
-          <w:szCs w:val="28"/>
-          <w:rtl w:val="0"/>
-        </w:rPr>
-        <w:t xml:space="preserve">Цена (ст. 555 ГК РФ) - указывается твёрдая сумма в рублях (или валюте с указанием рублёвого эквивалента). Без цены договор считается незаключённым. (Поскольку это по общему правилу не существенное, но необходимое условие для данного вида договора купли-продажи, которое делает его существенным).</w:t>
-      </w:r>
-    </w:p>
-    <w:p>
-      <w:pPr>
-        <w:spacing w:after="0" w:line="360" w:lineRule="auto"/>
-        <w:ind w:left="-1133.8582677165355" w:right="-277.7952755905511" w:firstLine="0"/>
-        <w:jc w:val="both"/>
-        <w:rPr>
-          <w:rFonts w:ascii="Helvetica Neue" w:cs="Helvetica Neue" w:eastAsia="Helvetica Neue" w:hAnsi="Helvetica Neue"/>
-          <w:sz w:val="28"/>
-          <w:szCs w:val="28"/>
-        </w:rPr>
-      </w:pPr>
-      <w:r>
-        <w:rPr>
-          <w:rtl w:val="0"/>
-        </w:rPr>
-      </w:r>
-    </w:p>
-    <w:p>
-      <w:pPr>
+        </w:rPr>
+      </w:pPr>
+      <w:r>
+        <w:rPr>
+          <w:rFonts w:ascii="Helvetica Neue" w:cs="Helvetica Neue" w:eastAsia="Helvetica Neue" w:hAnsi="Helvetica Neue"/>
+          <w:rtl w:val="0"/>
+        </w:rPr>
+        <w:t xml:space="preserve">Цена </w:t>
+      </w:r>
+      <w:hyperlink r:id="rId10">
+        <w:r>
+          <w:rPr>
+            <w:rFonts w:ascii="Helvetica Neue" w:cs="Helvetica Neue" w:eastAsia="Helvetica Neue" w:hAnsi="Helvetica Neue"/>
+            <w:color w:val="1155cc"/>
+            <w:u w:val="single"/>
+            <w:rtl w:val="0"/>
+          </w:rPr>
+          <w:t xml:space="preserve">(ст. 555 ГК РФ)</w:t>
+        </w:r>
+      </w:hyperlink>
+      <w:r>
+        <w:rPr>
+          <w:rFonts w:ascii="Helvetica Neue" w:cs="Helvetica Neue" w:eastAsia="Helvetica Neue" w:hAnsi="Helvetica Neue"/>
+          <w:rtl w:val="0"/>
+        </w:rPr>
+        <w:t xml:space="preserve"> - указывается твёрдая сумма в рублях (или валюте с указанием рублёвого эквивалента). Без цены договор считается незаключённым. (Поскольку это по общему правилу не существенное, но необходимое условие для данного вида договора купли-продажи, которое делает его существенным).</w:t>
+      </w:r>
+    </w:p>
+    <w:p>
+      <w:pPr>
+        <w:spacing w:after="0" w:line="360" w:lineRule="auto"/>
+        <w:ind w:left="-1133.8582677165355" w:right="-277.7952755905511" w:firstLine="0"/>
+        <w:jc w:val="both"/>
+        <w:rPr>
+          <w:rFonts w:ascii="Helvetica Neue" w:cs="Helvetica Neue" w:eastAsia="Helvetica Neue" w:hAnsi="Helvetica Neue"/>
+        </w:rPr>
+      </w:pPr>
+      <w:r>
+        <w:rPr>
+          <w:rtl w:val="0"/>
+        </w:rPr>
+      </w:r>
+    </w:p>
+    <w:p>
+      <w:pPr>
+        <w:pStyle w:val="Heading2"/>
         <w:spacing w:after="40" w:line="360" w:lineRule="auto"/>
         <w:ind w:left="-1133.8582677165355" w:right="-277.7952755905511" w:firstLine="0"/>
         <w:jc w:val="both"/>
         <w:rPr>
-          <w:rFonts w:ascii="Helvetica Neue" w:cs="Helvetica Neue" w:eastAsia="Helvetica Neue" w:hAnsi="Helvetica Neue"/>
-          <w:b w:val="1"/>
-          <w:bCs w:val="1"/>
-          <w:sz w:val="28"/>
-          <w:szCs w:val="28"/>
-        </w:rPr>
-      </w:pPr>
-      <w:r>
-        <w:rPr>
-          <w:rFonts w:ascii="Helvetica Neue" w:cs="Helvetica Neue" w:eastAsia="Helvetica Neue" w:hAnsi="Helvetica Neue"/>
-          <w:b w:val="1"/>
-          <w:bCs w:val="1"/>
-          <w:sz w:val="28"/>
-          <w:szCs w:val="28"/>
+          <w:sz w:val="24"/>
+          <w:szCs w:val="24"/>
+        </w:rPr>
+      </w:pPr>
+      <w:bookmarkStart w:colFirst="0" w:colLast="0" w:name="_heading=h.sum3jgacc0u" w:id="4"/>
+      <w:bookmarkEnd w:id="4"/>
+      <w:r>
+        <w:rPr>
+          <w:sz w:val="24"/>
+          <w:szCs w:val="24"/>
           <w:rtl w:val="0"/>
         </w:rPr>
         <w:t xml:space="preserve">5. Обязательные условия об отсутствии прав третьих лиц и о снятии с регистрации</w:t>
@@ -715,8 +910,6 @@
           <w:smallCaps w:val="0"/>
           <w:strike w:val="0"/>
           <w:color w:val="000000"/>
-          <w:sz w:val="28"/>
-          <w:szCs w:val="28"/>
           <w:shd w:fill="auto" w:val="clear"/>
           <w:vertAlign w:val="baseline"/>
         </w:rPr>
@@ -729,14 +922,17 @@
           <w:smallCaps w:val="0"/>
           <w:strike w:val="0"/>
           <w:color w:val="000000"/>
-          <w:sz w:val="28"/>
-          <w:szCs w:val="28"/>
           <w:u w:val="none"/>
           <w:shd w:fill="auto" w:val="clear"/>
           <w:vertAlign w:val="baseline"/>
           <w:rtl w:val="0"/>
         </w:rPr>
         <w:t xml:space="preserve">Гарантия, что объект свободен от прав третьих лиц - это условие обязательно. Но помните: проверить это может только нотариус, поскольку выписка из ЕГРН не отражает, например, права супруга на общую совместную собственность, права несовершеннолетних, права лиц, отказавшихся от приватизации, или арендаторов.</w:t>
+      </w:r>
+      <w:r>
+        <w:rPr>
+          <w:rtl w:val="0"/>
+        </w:rPr>
       </w:r>
     </w:p>
     <w:p>
@@ -750,18 +946,32 @@
         <w:jc w:val="both"/>
         <w:rPr>
           <w:rFonts w:ascii="Helvetica Neue" w:cs="Helvetica Neue" w:eastAsia="Helvetica Neue" w:hAnsi="Helvetica Neue"/>
-          <w:sz w:val="28"/>
-          <w:szCs w:val="28"/>
-        </w:rPr>
-      </w:pPr>
-      <w:r>
-        <w:rPr>
-          <w:rFonts w:ascii="Helvetica Neue" w:cs="Helvetica Neue" w:eastAsia="Helvetica Neue" w:hAnsi="Helvetica Neue"/>
-          <w:sz w:val="28"/>
-          <w:szCs w:val="28"/>
-          <w:rtl w:val="0"/>
-        </w:rPr>
-        <w:t xml:space="preserve">Снятие с регистрационного учёта - если в квартире остаются прописанные лица (в том числе бывшие члены семьи), их право пользования сохраняется (ст. 558 ГК РФ). Без их добровольного выписывания продажа невозможна - покупатель вправе требовать расторжения договора.</w:t>
+        </w:rPr>
+      </w:pPr>
+      <w:r>
+        <w:rPr>
+          <w:rFonts w:ascii="Helvetica Neue" w:cs="Helvetica Neue" w:eastAsia="Helvetica Neue" w:hAnsi="Helvetica Neue"/>
+          <w:rtl w:val="0"/>
+        </w:rPr>
+        <w:t xml:space="preserve">Снятие с регистрационного учёта - если в квартире остаются прописанные лица (в том числе бывшие члены семьи), их право пользования сохраняется </w:t>
+      </w:r>
+      <w:hyperlink r:id="rId11">
+        <w:r>
+          <w:rPr>
+            <w:rFonts w:ascii="Helvetica Neue" w:cs="Helvetica Neue" w:eastAsia="Helvetica Neue" w:hAnsi="Helvetica Neue"/>
+            <w:color w:val="1155cc"/>
+            <w:u w:val="single"/>
+            <w:rtl w:val="0"/>
+          </w:rPr>
+          <w:t xml:space="preserve">(ст. 558 ГК РФ)</w:t>
+        </w:r>
+      </w:hyperlink>
+      <w:r>
+        <w:rPr>
+          <w:rFonts w:ascii="Helvetica Neue" w:cs="Helvetica Neue" w:eastAsia="Helvetica Neue" w:hAnsi="Helvetica Neue"/>
+          <w:rtl w:val="0"/>
+        </w:rPr>
+        <w:t xml:space="preserve">. Без их добровольного выписывания продажа невозможна - покупатель вправе требовать расторжения договора.</w:t>
       </w:r>
     </w:p>
     <w:p>
@@ -775,64 +985,74 @@
         <w:jc w:val="both"/>
         <w:rPr>
           <w:rFonts w:ascii="Helvetica Neue" w:cs="Helvetica Neue" w:eastAsia="Helvetica Neue" w:hAnsi="Helvetica Neue"/>
-          <w:sz w:val="28"/>
-          <w:szCs w:val="28"/>
-        </w:rPr>
-      </w:pPr>
-      <w:r>
-        <w:rPr>
-          <w:rFonts w:ascii="Helvetica Neue" w:cs="Helvetica Neue" w:eastAsia="Helvetica Neue" w:hAnsi="Helvetica Neue"/>
-          <w:sz w:val="28"/>
-          <w:szCs w:val="28"/>
-          <w:rtl w:val="0"/>
-        </w:rPr>
-        <w:t xml:space="preserve">Как поступить, если кто-то отказывается выписываться? Только в судебном порядке (ст. 31 ЖК РФ). Подавайте иск о прекращении права пользования и выселении. Не начинайте сделку до вступления решения суда в силу, иначе покупатель откажется, а вы потеряете время.</w:t>
-      </w:r>
-    </w:p>
-    <w:p>
-      <w:pPr>
-        <w:spacing w:after="0" w:line="360" w:lineRule="auto"/>
-        <w:ind w:left="-1133.8582677165355" w:right="-277.7952755905511" w:firstLine="0"/>
-        <w:jc w:val="both"/>
-        <w:rPr>
-          <w:rFonts w:ascii="Helvetica Neue" w:cs="Helvetica Neue" w:eastAsia="Helvetica Neue" w:hAnsi="Helvetica Neue"/>
-          <w:sz w:val="28"/>
-          <w:szCs w:val="28"/>
-        </w:rPr>
-      </w:pPr>
-      <w:r>
-        <w:rPr>
-          <w:rtl w:val="0"/>
-        </w:rPr>
-      </w:r>
-    </w:p>
-    <w:p>
-      <w:pPr>
+        </w:rPr>
+      </w:pPr>
+      <w:r>
+        <w:rPr>
+          <w:rFonts w:ascii="Helvetica Neue" w:cs="Helvetica Neue" w:eastAsia="Helvetica Neue" w:hAnsi="Helvetica Neue"/>
+          <w:rtl w:val="0"/>
+        </w:rPr>
+        <w:t xml:space="preserve">Как поступить, если кто-то отказывается выписываться? Только в судебном порядке </w:t>
+      </w:r>
+      <w:hyperlink r:id="rId12">
+        <w:r>
+          <w:rPr>
+            <w:rFonts w:ascii="Helvetica Neue" w:cs="Helvetica Neue" w:eastAsia="Helvetica Neue" w:hAnsi="Helvetica Neue"/>
+            <w:color w:val="1155cc"/>
+            <w:u w:val="single"/>
+            <w:rtl w:val="0"/>
+          </w:rPr>
+          <w:t xml:space="preserve">(ст. 31 ЖК РФ)</w:t>
+        </w:r>
+      </w:hyperlink>
+      <w:r>
+        <w:rPr>
+          <w:rFonts w:ascii="Helvetica Neue" w:cs="Helvetica Neue" w:eastAsia="Helvetica Neue" w:hAnsi="Helvetica Neue"/>
+          <w:rtl w:val="0"/>
+        </w:rPr>
+        <w:t xml:space="preserve">. Подавайте иск о прекращении права пользования и выселении. Не начинайте сделку до вступления решения суда в силу, иначе покупатель откажется, а вы потеряете время.</w:t>
+      </w:r>
+    </w:p>
+    <w:p>
+      <w:pPr>
+        <w:spacing w:after="0" w:line="360" w:lineRule="auto"/>
+        <w:ind w:left="-1133.8582677165355" w:right="-277.7952755905511" w:firstLine="0"/>
+        <w:jc w:val="both"/>
+        <w:rPr>
+          <w:rFonts w:ascii="Helvetica Neue" w:cs="Helvetica Neue" w:eastAsia="Helvetica Neue" w:hAnsi="Helvetica Neue"/>
+        </w:rPr>
+      </w:pPr>
+      <w:r>
+        <w:rPr>
+          <w:rtl w:val="0"/>
+        </w:rPr>
+      </w:r>
+    </w:p>
+    <w:p>
+      <w:pPr>
+        <w:pStyle w:val="Heading2"/>
         <w:spacing w:after="40" w:line="360" w:lineRule="auto"/>
         <w:ind w:left="-1133.8582677165355" w:right="-277.7952755905511" w:firstLine="0"/>
         <w:jc w:val="both"/>
         <w:rPr>
-          <w:rFonts w:ascii="Helvetica Neue" w:cs="Helvetica Neue" w:eastAsia="Helvetica Neue" w:hAnsi="Helvetica Neue"/>
-          <w:sz w:val="28"/>
-          <w:szCs w:val="28"/>
-        </w:rPr>
-      </w:pPr>
-      <w:r>
-        <w:rPr>
-          <w:rFonts w:ascii="Helvetica Neue" w:cs="Helvetica Neue" w:eastAsia="Helvetica Neue" w:hAnsi="Helvetica Neue"/>
-          <w:b w:val="1"/>
-          <w:bCs w:val="1"/>
-          <w:sz w:val="28"/>
-          <w:szCs w:val="28"/>
+          <w:sz w:val="24"/>
+          <w:szCs w:val="24"/>
+        </w:rPr>
+      </w:pPr>
+      <w:bookmarkStart w:colFirst="0" w:colLast="0" w:name="_heading=h.lxnks478aeln" w:id="5"/>
+      <w:bookmarkEnd w:id="5"/>
+      <w:r>
+        <w:rPr>
+          <w:sz w:val="24"/>
+          <w:szCs w:val="24"/>
           <w:rtl w:val="0"/>
         </w:rPr>
         <w:t xml:space="preserve">6. Сроки освобождения и ответственност</w:t>
       </w:r>
       <w:r>
         <w:rPr>
-          <w:rFonts w:ascii="Helvetica Neue" w:cs="Helvetica Neue" w:eastAsia="Helvetica Neue" w:hAnsi="Helvetica Neue"/>
-          <w:sz w:val="28"/>
-          <w:szCs w:val="28"/>
+          <w:sz w:val="24"/>
+          <w:szCs w:val="24"/>
           <w:rtl w:val="0"/>
         </w:rPr>
         <w:t xml:space="preserve">ь</w:t>
@@ -845,15 +1065,11 @@
         <w:jc w:val="both"/>
         <w:rPr>
           <w:rFonts w:ascii="Helvetica Neue" w:cs="Helvetica Neue" w:eastAsia="Helvetica Neue" w:hAnsi="Helvetica Neue"/>
-          <w:sz w:val="28"/>
-          <w:szCs w:val="28"/>
-        </w:rPr>
-      </w:pPr>
-      <w:r>
-        <w:rPr>
-          <w:rFonts w:ascii="Helvetica Neue" w:cs="Helvetica Neue" w:eastAsia="Helvetica Neue" w:hAnsi="Helvetica Neue"/>
-          <w:sz w:val="28"/>
-          <w:szCs w:val="28"/>
+        </w:rPr>
+      </w:pPr>
+      <w:r>
+        <w:rPr>
+          <w:rFonts w:ascii="Helvetica Neue" w:cs="Helvetica Neue" w:eastAsia="Helvetica Neue" w:hAnsi="Helvetica Neue"/>
           <w:rtl w:val="0"/>
         </w:rPr>
         <w:t xml:space="preserve">В договоре обязательно пропишите:</w:t>
@@ -870,15 +1086,11 @@
         <w:jc w:val="both"/>
         <w:rPr>
           <w:rFonts w:ascii="Helvetica Neue" w:cs="Helvetica Neue" w:eastAsia="Helvetica Neue" w:hAnsi="Helvetica Neue"/>
-          <w:sz w:val="28"/>
-          <w:szCs w:val="28"/>
-        </w:rPr>
-      </w:pPr>
-      <w:r>
-        <w:rPr>
-          <w:rFonts w:ascii="Helvetica Neue" w:cs="Helvetica Neue" w:eastAsia="Helvetica Neue" w:hAnsi="Helvetica Neue"/>
-          <w:sz w:val="28"/>
-          <w:szCs w:val="28"/>
+        </w:rPr>
+      </w:pPr>
+      <w:r>
+        <w:rPr>
+          <w:rFonts w:ascii="Helvetica Neue" w:cs="Helvetica Neue" w:eastAsia="Helvetica Neue" w:hAnsi="Helvetica Neue"/>
           <w:rtl w:val="0"/>
         </w:rPr>
         <w:t xml:space="preserve">Срок, в который продавец обязан снять с регистрации всех лиц, имеющих право пользования (например, 10 рабочих дней после регистрации перехода права).</w:t>
@@ -895,15 +1107,11 @@
         <w:jc w:val="both"/>
         <w:rPr>
           <w:rFonts w:ascii="Helvetica Neue" w:cs="Helvetica Neue" w:eastAsia="Helvetica Neue" w:hAnsi="Helvetica Neue"/>
-          <w:sz w:val="28"/>
-          <w:szCs w:val="28"/>
-        </w:rPr>
-      </w:pPr>
-      <w:r>
-        <w:rPr>
-          <w:rFonts w:ascii="Helvetica Neue" w:cs="Helvetica Neue" w:eastAsia="Helvetica Neue" w:hAnsi="Helvetica Neue"/>
-          <w:sz w:val="28"/>
-          <w:szCs w:val="28"/>
+        </w:rPr>
+      </w:pPr>
+      <w:r>
+        <w:rPr>
+          <w:rFonts w:ascii="Helvetica Neue" w:cs="Helvetica Neue" w:eastAsia="Helvetica Neue" w:hAnsi="Helvetica Neue"/>
           <w:rtl w:val="0"/>
         </w:rPr>
         <w:t xml:space="preserve">Срок освобождения квартиры от вещей продавца (например, до даты передачи ключей).</w:t>
@@ -916,15 +1124,11 @@
         <w:jc w:val="both"/>
         <w:rPr>
           <w:rFonts w:ascii="Helvetica Neue" w:cs="Helvetica Neue" w:eastAsia="Helvetica Neue" w:hAnsi="Helvetica Neue"/>
-          <w:sz w:val="28"/>
-          <w:szCs w:val="28"/>
-        </w:rPr>
-      </w:pPr>
-      <w:r>
-        <w:rPr>
-          <w:rFonts w:ascii="Helvetica Neue" w:cs="Helvetica Neue" w:eastAsia="Helvetica Neue" w:hAnsi="Helvetica Neue"/>
-          <w:sz w:val="28"/>
-          <w:szCs w:val="28"/>
+        </w:rPr>
+      </w:pPr>
+      <w:r>
+        <w:rPr>
+          <w:rFonts w:ascii="Helvetica Neue" w:cs="Helvetica Neue" w:eastAsia="Helvetica Neue" w:hAnsi="Helvetica Neue"/>
           <w:rtl w:val="0"/>
         </w:rPr>
         <w:t xml:space="preserve">•</w:t>
@@ -939,25 +1143,6 @@
         <w:jc w:val="both"/>
         <w:rPr>
           <w:rFonts w:ascii="Helvetica Neue" w:cs="Helvetica Neue" w:eastAsia="Helvetica Neue" w:hAnsi="Helvetica Neue"/>
-          <w:sz w:val="28"/>
-          <w:szCs w:val="28"/>
-        </w:rPr>
-      </w:pPr>
-      <w:r>
-        <w:rPr>
-          <w:rtl w:val="0"/>
-        </w:rPr>
-      </w:r>
-    </w:p>
-    <w:p>
-      <w:pPr>
-        <w:spacing w:line="360" w:lineRule="auto"/>
-        <w:ind w:left="-1133.8582677165355" w:right="-277.7952755905511" w:firstLine="0"/>
-        <w:jc w:val="both"/>
-        <w:rPr>
-          <w:rFonts w:ascii="Helvetica Neue" w:cs="Helvetica Neue" w:eastAsia="Helvetica Neue" w:hAnsi="Helvetica Neue"/>
-          <w:sz w:val="28"/>
-          <w:szCs w:val="28"/>
         </w:rPr>
       </w:pPr>
       <w:r>
@@ -968,7 +1153,7 @@
     </w:p>
     <w:sectPr>
       <w:pgSz w:h="16838" w:w="11906" w:orient="portrait"/>
-      <w:pgMar w:bottom="1134" w:top="1134" w:left="1701" w:right="850" w:header="708" w:footer="708"/>
+      <w:pgMar w:bottom="1133.8582677165355" w:top="1133.8582677165355" w:left="1700.7874015748032" w:right="850.3937007874016" w:header="708" w:footer="708"/>
       <w:pgNumType w:start="1"/>
     </w:sectPr>
   </w:body>
@@ -1604,13 +1789,16 @@
     <w:pPr>
       <w:keepNext w:val="1"/>
       <w:keepLines w:val="1"/>
-      <w:spacing w:after="80" w:before="160" w:lineRule="auto"/>
+      <w:spacing w:after="40" w:line="360" w:lineRule="auto"/>
+      <w:ind w:left="-1133.8582677165355" w:right="-277.7952755905511" w:firstLine="0"/>
+      <w:jc w:val="both"/>
     </w:pPr>
     <w:rPr>
-      <w:rFonts w:ascii="Play" w:cs="Play" w:eastAsia="Play" w:hAnsi="Play"/>
-      <w:color w:val="0f4761"/>
-      <w:sz w:val="32"/>
-      <w:szCs w:val="32"/>
+      <w:rFonts w:ascii="Helvetica Neue" w:cs="Helvetica Neue" w:eastAsia="Helvetica Neue" w:hAnsi="Helvetica Neue"/>
+      <w:b w:val="1"/>
+      <w:bCs w:val="1"/>
+      <w:sz w:val="26"/>
+      <w:szCs w:val="26"/>
     </w:rPr>
   </w:style>
   <w:style w:type="paragraph" w:styleId="Heading3">
@@ -2020,7 +2208,7 @@
 
 <file path=customXML/item1.xml><?xml version="1.0" encoding="utf-8"?>
 <go:gDocsCustomXmlDataStorage xmlns:go="http://customooxmlschemas.google.com/" xmlns:r="http://schemas.openxmlformats.org/officeDocument/2006/relationships" uri="GoogleDocsCustomDataVersion2">
-  <go:docsCustomData xmlns:go="http://customooxmlschemas.google.com/" roundtripDataSignature="AMtx7mhqVMclMRHD6Sj8/uQDzuz65/ilYg==">CgMxLjA4AHIhMVh2RGRyek9YNEtZM0t2eWptVlNUQnp1YndmSk95TmlU</go:docsCustomData>
+  <go:docsCustomData xmlns:go="http://customooxmlschemas.google.com/" roundtripDataSignature="AMtx7mjc8zcR24A+2ZkBjDCppGUjX7SAhg==">CgMxLjAyDmguYnBmbmJjc3gzbTA5Mg5oLm1haGdmNHV0bmdjYTIOaC5nbTU3dTNhMHRvYmIyDmguaWsydmt2ZGV3dXl6Mg1oLnN1bTNqZ2FjYzB1Mg5oLmx4bmtzNDc4YWVsbjgAciExX0RZYkdRUlRIZlVJcGtLTVZXaXo5OGtfY253WFJySFg=</go:docsCustomData>
 </go:gDocsCustomXmlDataStorage>
 </file>
 
